--- a/Archives/송광민/유니티 6.3에서 포톤 서버 사용 방법.docx
+++ b/Archives/송광민/유니티 6.3에서 포톤 서버 사용 방법.docx
@@ -6,7 +6,6 @@
       <w:pPr>
         <w:jc w:val="center"/>
         <w:rPr>
-          <w:rFonts w:hint="eastAsia"/>
           <w:sz w:val="40"/>
           <w:szCs w:val="40"/>
         </w:rPr>
@@ -247,7 +246,6 @@
           <w:p>
             <w:pPr>
               <w:rPr>
-                <w:rFonts w:hint="eastAsia"/>
                 <w:szCs w:val="22"/>
               </w:rPr>
             </w:pPr>
@@ -313,7 +311,6 @@
           <w:p>
             <w:pPr>
               <w:rPr>
-                <w:rFonts w:hint="eastAsia"/>
                 <w:szCs w:val="22"/>
               </w:rPr>
             </w:pPr>
@@ -583,7 +580,6 @@
       <w:pPr>
         <w:ind w:leftChars="200" w:left="440"/>
         <w:rPr>
-          <w:rFonts w:hint="eastAsia"/>
           <w:szCs w:val="22"/>
         </w:rPr>
       </w:pPr>
@@ -618,7 +614,6 @@
     <w:p>
       <w:pPr>
         <w:rPr>
-          <w:rFonts w:hint="eastAsia"/>
           <w:b/>
           <w:bCs/>
           <w:szCs w:val="22"/>
@@ -723,12 +718,6 @@
           <w:szCs w:val="20"/>
         </w:rPr>
         <w:tab/>
-      </w:r>
-      <w:r>
-        <w:rPr>
-          <w:sz w:val="20"/>
-          <w:szCs w:val="20"/>
-        </w:rPr>
         <w:t>Prediction / Rollback</w:t>
       </w:r>
       <w:r>
@@ -833,7 +822,1023 @@
     <w:p>
       <w:pPr>
         <w:rPr>
-          <w:rFonts w:hint="eastAsia"/>
+          <w:b/>
+          <w:bCs/>
+          <w:szCs w:val="22"/>
+        </w:rPr>
+      </w:pPr>
+      <w:r>
+        <w:rPr>
+          <w:rFonts w:hint="eastAsia"/>
+          <w:b/>
+          <w:bCs/>
+          <w:szCs w:val="22"/>
+        </w:rPr>
+        <w:t>실제 사용 화면(</w:t>
+      </w:r>
+      <w:r>
+        <w:rPr>
+          <w:rFonts w:hint="eastAsia"/>
+          <w:b/>
+          <w:bCs/>
+          <w:szCs w:val="22"/>
+        </w:rPr>
+        <w:t>기본 세팅</w:t>
+      </w:r>
+      <w:r>
+        <w:rPr>
+          <w:rFonts w:hint="eastAsia"/>
+          <w:b/>
+          <w:bCs/>
+          <w:szCs w:val="22"/>
+        </w:rPr>
+        <w:t>)</w:t>
+      </w:r>
+    </w:p>
+    <w:p>
+      <w:pPr>
+        <w:rPr>
+          <w:b/>
+          <w:bCs/>
+          <w:szCs w:val="22"/>
+        </w:rPr>
+      </w:pPr>
+      <w:r>
+        <w:rPr>
+          <w:rFonts w:hint="eastAsia"/>
+          <w:b/>
+          <w:bCs/>
+          <w:szCs w:val="22"/>
+        </w:rPr>
+        <w:t xml:space="preserve">(참고한 자료 </w:t>
+      </w:r>
+      <w:r>
+        <w:rPr>
+          <w:b/>
+          <w:bCs/>
+          <w:szCs w:val="22"/>
+        </w:rPr>
+        <w:t>–</w:t>
+      </w:r>
+      <w:r>
+        <w:rPr>
+          <w:rFonts w:hint="eastAsia"/>
+          <w:b/>
+          <w:bCs/>
+          <w:szCs w:val="22"/>
+        </w:rPr>
+        <w:t xml:space="preserve"> photon engine 공식 문서</w:t>
+      </w:r>
+    </w:p>
+    <w:p>
+      <w:pPr>
+        <w:rPr>
+          <w:rFonts w:hint="eastAsia"/>
+          <w:b/>
+          <w:bCs/>
+          <w:szCs w:val="22"/>
+        </w:rPr>
+      </w:pPr>
+      <w:r>
+        <w:rPr>
+          <w:b/>
+          <w:bCs/>
+          <w:szCs w:val="22"/>
+        </w:rPr>
+        <w:t>https://doc.photonengine.com/ko-kr/fusion/v2/tutorials/host-mode-basics/1-getting-started</w:t>
+      </w:r>
+      <w:r>
+        <w:rPr>
+          <w:rFonts w:hint="eastAsia"/>
+          <w:b/>
+          <w:bCs/>
+          <w:szCs w:val="22"/>
+        </w:rPr>
+        <w:t>)</w:t>
+      </w:r>
+    </w:p>
+    <w:p>
+      <w:pPr>
+        <w:rPr>
+          <w:szCs w:val="22"/>
+        </w:rPr>
+      </w:pPr>
+      <w:r>
+        <w:rPr>
+          <w:rFonts w:hint="eastAsia"/>
+          <w:szCs w:val="22"/>
+        </w:rPr>
+        <w:t xml:space="preserve">0 </w:t>
+      </w:r>
+      <w:r>
+        <w:rPr>
+          <w:szCs w:val="22"/>
+        </w:rPr>
+        <w:t>–</w:t>
+      </w:r>
+      <w:r>
+        <w:rPr>
+          <w:rFonts w:hint="eastAsia"/>
+          <w:szCs w:val="22"/>
+        </w:rPr>
+        <w:t xml:space="preserve"> 계정 생성</w:t>
+      </w:r>
+    </w:p>
+    <w:p>
+      <w:pPr>
+        <w:rPr>
+          <w:szCs w:val="22"/>
+        </w:rPr>
+      </w:pPr>
+      <w:r>
+        <w:rPr>
+          <w:szCs w:val="22"/>
+        </w:rPr>
+        <w:tab/>
+      </w:r>
+      <w:hyperlink r:id="rId4" w:history="1">
+        <w:r>
+          <w:rPr>
+            <w:rStyle w:val="aa"/>
+            <w:szCs w:val="22"/>
+          </w:rPr>
+          <w:t>https://dashboard.photonengine.com/ko-kr</w:t>
+        </w:r>
+      </w:hyperlink>
+      <w:r>
+        <w:rPr>
+          <w:rFonts w:hint="eastAsia"/>
+          <w:szCs w:val="22"/>
+        </w:rPr>
+        <w:t>에서 계정 생성</w:t>
+      </w:r>
+    </w:p>
+    <w:p>
+      <w:pPr>
+        <w:rPr>
+          <w:szCs w:val="22"/>
+        </w:rPr>
+      </w:pPr>
+      <w:r>
+        <w:rPr>
+          <w:rFonts w:hint="eastAsia"/>
+          <w:szCs w:val="22"/>
+        </w:rPr>
+        <w:t xml:space="preserve">1 </w:t>
+      </w:r>
+      <w:r>
+        <w:rPr>
+          <w:szCs w:val="22"/>
+        </w:rPr>
+        <w:t>–</w:t>
+      </w:r>
+      <w:r>
+        <w:rPr>
+          <w:rFonts w:hint="eastAsia"/>
+          <w:szCs w:val="22"/>
+        </w:rPr>
+        <w:t xml:space="preserve"> SDK 다운로드</w:t>
+      </w:r>
+    </w:p>
+    <w:p>
+      <w:pPr>
+        <w:rPr>
+          <w:szCs w:val="22"/>
+        </w:rPr>
+      </w:pPr>
+      <w:r>
+        <w:rPr>
+          <w:szCs w:val="22"/>
+        </w:rPr>
+        <w:tab/>
+      </w:r>
+      <w:hyperlink r:id="rId5" w:history="1">
+        <w:r>
+          <w:rPr>
+            <w:rStyle w:val="aa"/>
+            <w:szCs w:val="22"/>
+          </w:rPr>
+          <w:t>https://doc.photonengine.com/ko-kr/fusion/v2/getting-started/sdk-download</w:t>
+        </w:r>
+      </w:hyperlink>
+    </w:p>
+    <w:p>
+      <w:pPr>
+        <w:ind w:firstLine="800"/>
+        <w:rPr>
+          <w:szCs w:val="22"/>
+        </w:rPr>
+      </w:pPr>
+      <w:r>
+        <w:rPr>
+          <w:rFonts w:hint="eastAsia"/>
+          <w:szCs w:val="22"/>
+        </w:rPr>
+        <w:t>에서 다운로드</w:t>
+      </w:r>
+    </w:p>
+    <w:p>
+      <w:pPr>
+        <w:ind w:firstLine="800"/>
+        <w:rPr>
+          <w:rFonts w:hint="eastAsia"/>
+          <w:szCs w:val="22"/>
+        </w:rPr>
+      </w:pPr>
+      <w:proofErr w:type="spellStart"/>
+      <w:r>
+        <w:rPr>
+          <w:rFonts w:hint="eastAsia"/>
+          <w:szCs w:val="22"/>
+        </w:rPr>
+        <w:t>다운로드된</w:t>
+      </w:r>
+      <w:proofErr w:type="spellEnd"/>
+      <w:r>
+        <w:rPr>
+          <w:rFonts w:hint="eastAsia"/>
+          <w:szCs w:val="22"/>
+        </w:rPr>
+        <w:t xml:space="preserve"> 파일은 unity package file이고 나중에 </w:t>
+      </w:r>
+      <w:proofErr w:type="spellStart"/>
+      <w:r>
+        <w:rPr>
+          <w:rFonts w:hint="eastAsia"/>
+          <w:szCs w:val="22"/>
+        </w:rPr>
+        <w:t>에셋으로</w:t>
+      </w:r>
+      <w:proofErr w:type="spellEnd"/>
+      <w:r>
+        <w:rPr>
+          <w:rFonts w:hint="eastAsia"/>
+          <w:szCs w:val="22"/>
+        </w:rPr>
+        <w:t xml:space="preserve"> import</w:t>
+      </w:r>
+    </w:p>
+    <w:p>
+      <w:pPr>
+        <w:rPr>
+          <w:szCs w:val="22"/>
+        </w:rPr>
+      </w:pPr>
+      <w:r>
+        <w:rPr>
+          <w:rFonts w:hint="eastAsia"/>
+          <w:szCs w:val="22"/>
+        </w:rPr>
+        <w:t xml:space="preserve">2 </w:t>
+      </w:r>
+      <w:r>
+        <w:rPr>
+          <w:szCs w:val="22"/>
+        </w:rPr>
+        <w:t>–</w:t>
+      </w:r>
+      <w:r>
+        <w:rPr>
+          <w:rFonts w:hint="eastAsia"/>
+          <w:szCs w:val="22"/>
+        </w:rPr>
+        <w:t xml:space="preserve"> 요구 사항 확인</w:t>
+      </w:r>
+    </w:p>
+    <w:p>
+      <w:pPr>
+        <w:rPr>
+          <w:szCs w:val="22"/>
+        </w:rPr>
+      </w:pPr>
+      <w:r>
+        <w:rPr>
+          <w:szCs w:val="22"/>
+        </w:rPr>
+        <w:tab/>
+      </w:r>
+      <w:r>
+        <w:rPr>
+          <w:rFonts w:hint="eastAsia"/>
+          <w:szCs w:val="22"/>
+        </w:rPr>
+        <w:t>유니티 6버전 이상을 사용할 것이므로 해당 자료와 무관</w:t>
+      </w:r>
+    </w:p>
+    <w:p>
+      <w:pPr>
+        <w:rPr>
+          <w:szCs w:val="22"/>
+        </w:rPr>
+      </w:pPr>
+      <w:r>
+        <w:rPr>
+          <w:rFonts w:hint="eastAsia"/>
+          <w:szCs w:val="22"/>
+        </w:rPr>
+        <w:t xml:space="preserve">3 </w:t>
+      </w:r>
+      <w:r>
+        <w:rPr>
+          <w:szCs w:val="22"/>
+        </w:rPr>
+        <w:t>–</w:t>
+      </w:r>
+      <w:r>
+        <w:rPr>
+          <w:rFonts w:hint="eastAsia"/>
+          <w:szCs w:val="22"/>
+        </w:rPr>
+        <w:t xml:space="preserve"> 빈 프로젝트 생성</w:t>
+      </w:r>
+    </w:p>
+    <w:p>
+      <w:pPr>
+        <w:rPr>
+          <w:szCs w:val="22"/>
+        </w:rPr>
+      </w:pPr>
+      <w:r>
+        <w:rPr>
+          <w:szCs w:val="22"/>
+        </w:rPr>
+        <w:tab/>
+      </w:r>
+      <w:r>
+        <w:rPr>
+          <w:rFonts w:hint="eastAsia"/>
+          <w:szCs w:val="22"/>
+        </w:rPr>
+        <w:t>빈 프로젝트 생성</w:t>
+      </w:r>
+    </w:p>
+    <w:p>
+      <w:pPr>
+        <w:rPr>
+          <w:szCs w:val="22"/>
+        </w:rPr>
+      </w:pPr>
+      <w:r>
+        <w:rPr>
+          <w:rFonts w:hint="eastAsia"/>
+          <w:szCs w:val="22"/>
+        </w:rPr>
+        <w:t xml:space="preserve">4 </w:t>
+      </w:r>
+      <w:r>
+        <w:rPr>
+          <w:szCs w:val="22"/>
+        </w:rPr>
+        <w:t>–</w:t>
+      </w:r>
+      <w:r>
+        <w:rPr>
+          <w:rFonts w:hint="eastAsia"/>
+          <w:szCs w:val="22"/>
+        </w:rPr>
+        <w:t xml:space="preserve"> </w:t>
+      </w:r>
+      <w:proofErr w:type="spellStart"/>
+      <w:r>
+        <w:rPr>
+          <w:rFonts w:hint="eastAsia"/>
+          <w:szCs w:val="22"/>
+        </w:rPr>
+        <w:t>에셋</w:t>
+      </w:r>
+      <w:proofErr w:type="spellEnd"/>
+      <w:r>
+        <w:rPr>
+          <w:rFonts w:hint="eastAsia"/>
+          <w:szCs w:val="22"/>
+        </w:rPr>
+        <w:t xml:space="preserve"> 직렬화</w:t>
+      </w:r>
+    </w:p>
+    <w:p>
+      <w:pPr>
+        <w:ind w:left="800"/>
+        <w:rPr>
+          <w:szCs w:val="22"/>
+        </w:rPr>
+      </w:pPr>
+      <w:r>
+        <w:rPr>
+          <w:szCs w:val="22"/>
+        </w:rPr>
+        <w:t>Edit &gt; Project Settings &gt; Editor &gt; Asset Serialization &gt; Mode에서 Force Text로 설정</w:t>
+      </w:r>
+    </w:p>
+    <w:p>
+      <w:pPr>
+        <w:ind w:left="800"/>
+        <w:rPr>
+          <w:szCs w:val="22"/>
+        </w:rPr>
+      </w:pPr>
+      <w:r>
+        <w:rPr>
+          <w:noProof/>
+        </w:rPr>
+        <w:lastRenderedPageBreak/>
+        <w:drawing>
+          <wp:inline distT="0" distB="0" distL="0" distR="0" wp14:anchorId="5F58C6E6" wp14:editId="2F29A5EE">
+            <wp:extent cx="4121150" cy="2521271"/>
+            <wp:effectExtent l="0" t="0" r="0" b="0"/>
+            <wp:docPr id="451645813" name="그림 1"/>
+            <wp:cNvGraphicFramePr>
+              <a:graphicFrameLocks xmlns:a="http://schemas.openxmlformats.org/drawingml/2006/main" noChangeAspect="1"/>
+            </wp:cNvGraphicFramePr>
+            <a:graphic xmlns:a="http://schemas.openxmlformats.org/drawingml/2006/main">
+              <a:graphicData uri="http://schemas.openxmlformats.org/drawingml/2006/picture">
+                <pic:pic xmlns:pic="http://schemas.openxmlformats.org/drawingml/2006/picture">
+                  <pic:nvPicPr>
+                    <pic:cNvPr id="451645813" name=""/>
+                    <pic:cNvPicPr/>
+                  </pic:nvPicPr>
+                  <pic:blipFill>
+                    <a:blip r:embed="rId6"/>
+                    <a:stretch>
+                      <a:fillRect/>
+                    </a:stretch>
+                  </pic:blipFill>
+                  <pic:spPr>
+                    <a:xfrm>
+                      <a:off x="0" y="0"/>
+                      <a:ext cx="4142590" cy="2534388"/>
+                    </a:xfrm>
+                    <a:prstGeom prst="rect">
+                      <a:avLst/>
+                    </a:prstGeom>
+                  </pic:spPr>
+                </pic:pic>
+              </a:graphicData>
+            </a:graphic>
+          </wp:inline>
+        </w:drawing>
+      </w:r>
+    </w:p>
+    <w:p>
+      <w:pPr>
+        <w:rPr>
+          <w:szCs w:val="22"/>
+        </w:rPr>
+      </w:pPr>
+      <w:r>
+        <w:rPr>
+          <w:rFonts w:hint="eastAsia"/>
+          <w:szCs w:val="22"/>
+        </w:rPr>
+        <w:t xml:space="preserve">5 </w:t>
+      </w:r>
+      <w:r>
+        <w:rPr>
+          <w:szCs w:val="22"/>
+        </w:rPr>
+        <w:t>–</w:t>
+      </w:r>
+      <w:r>
+        <w:rPr>
+          <w:rFonts w:hint="eastAsia"/>
+          <w:szCs w:val="22"/>
+        </w:rPr>
+        <w:t xml:space="preserve"> </w:t>
+      </w:r>
+      <w:r>
+        <w:rPr>
+          <w:szCs w:val="22"/>
+        </w:rPr>
+        <w:t>Mono</w:t>
+      </w:r>
+      <w:r>
+        <w:rPr>
+          <w:rFonts w:hint="eastAsia"/>
+          <w:szCs w:val="22"/>
+        </w:rPr>
+        <w:t xml:space="preserve"> </w:t>
+      </w:r>
+      <w:r>
+        <w:rPr>
+          <w:szCs w:val="22"/>
+        </w:rPr>
+        <w:t>Cecil</w:t>
+      </w:r>
+      <w:r>
+        <w:rPr>
+          <w:rFonts w:hint="eastAsia"/>
+          <w:szCs w:val="22"/>
+        </w:rPr>
+        <w:t xml:space="preserve"> 설치</w:t>
+      </w:r>
+    </w:p>
+    <w:p>
+      <w:pPr>
+        <w:rPr>
+          <w:szCs w:val="22"/>
+        </w:rPr>
+      </w:pPr>
+      <w:r>
+        <w:rPr>
+          <w:szCs w:val="22"/>
+        </w:rPr>
+        <w:tab/>
+      </w:r>
+      <w:r>
+        <w:rPr>
+          <w:szCs w:val="22"/>
+        </w:rPr>
+        <w:t>Window &gt; Package Manager &gt; Click the + icon &gt; Add package from git</w:t>
+      </w:r>
+      <w:r>
+        <w:rPr>
+          <w:rFonts w:hint="eastAsia"/>
+          <w:szCs w:val="22"/>
+        </w:rPr>
+        <w:t xml:space="preserve"> </w:t>
+      </w:r>
+      <w:r>
+        <w:rPr>
+          <w:szCs w:val="22"/>
+        </w:rPr>
+        <w:t>URL</w:t>
+      </w:r>
+      <w:r>
+        <w:rPr>
+          <w:rFonts w:hint="eastAsia"/>
+          <w:szCs w:val="22"/>
+        </w:rPr>
+        <w:t xml:space="preserve">  </w:t>
+      </w:r>
+      <w:r>
+        <w:rPr>
+          <w:szCs w:val="22"/>
+        </w:rPr>
+        <w:t xml:space="preserve">  </w:t>
+      </w:r>
+    </w:p>
+    <w:p>
+      <w:pPr>
+        <w:ind w:firstLine="800"/>
+        <w:rPr>
+          <w:rFonts w:hint="eastAsia"/>
+          <w:szCs w:val="22"/>
+        </w:rPr>
+      </w:pPr>
+      <w:r>
+        <w:rPr>
+          <w:szCs w:val="22"/>
+        </w:rPr>
+        <w:t>com.unity.nuget.mono-cecil@1.10.2를 추가</w:t>
+      </w:r>
+    </w:p>
+    <w:p>
+      <w:pPr>
+        <w:rPr>
+          <w:rFonts w:hint="eastAsia"/>
+          <w:szCs w:val="22"/>
+        </w:rPr>
+      </w:pPr>
+      <w:r>
+        <w:rPr>
+          <w:szCs w:val="22"/>
+        </w:rPr>
+        <w:tab/>
+      </w:r>
+      <w:r>
+        <w:rPr>
+          <w:noProof/>
+        </w:rPr>
+        <w:drawing>
+          <wp:inline distT="0" distB="0" distL="0" distR="0" wp14:anchorId="0C132ACA" wp14:editId="4FD1B7B7">
+            <wp:extent cx="5731510" cy="2748280"/>
+            <wp:effectExtent l="0" t="0" r="2540" b="0"/>
+            <wp:docPr id="1577464769" name="그림 1"/>
+            <wp:cNvGraphicFramePr>
+              <a:graphicFrameLocks xmlns:a="http://schemas.openxmlformats.org/drawingml/2006/main" noChangeAspect="1"/>
+            </wp:cNvGraphicFramePr>
+            <a:graphic xmlns:a="http://schemas.openxmlformats.org/drawingml/2006/main">
+              <a:graphicData uri="http://schemas.openxmlformats.org/drawingml/2006/picture">
+                <pic:pic xmlns:pic="http://schemas.openxmlformats.org/drawingml/2006/picture">
+                  <pic:nvPicPr>
+                    <pic:cNvPr id="1577464769" name=""/>
+                    <pic:cNvPicPr/>
+                  </pic:nvPicPr>
+                  <pic:blipFill>
+                    <a:blip r:embed="rId7"/>
+                    <a:stretch>
+                      <a:fillRect/>
+                    </a:stretch>
+                  </pic:blipFill>
+                  <pic:spPr>
+                    <a:xfrm>
+                      <a:off x="0" y="0"/>
+                      <a:ext cx="5731510" cy="2748280"/>
+                    </a:xfrm>
+                    <a:prstGeom prst="rect">
+                      <a:avLst/>
+                    </a:prstGeom>
+                  </pic:spPr>
+                </pic:pic>
+              </a:graphicData>
+            </a:graphic>
+          </wp:inline>
+        </w:drawing>
+      </w:r>
+    </w:p>
+    <w:p>
+      <w:pPr>
+        <w:rPr>
+          <w:szCs w:val="22"/>
+        </w:rPr>
+      </w:pPr>
+      <w:r>
+        <w:rPr>
+          <w:rFonts w:hint="eastAsia"/>
+          <w:szCs w:val="22"/>
+        </w:rPr>
+        <w:t xml:space="preserve">6 </w:t>
+      </w:r>
+      <w:r>
+        <w:rPr>
+          <w:szCs w:val="22"/>
+        </w:rPr>
+        <w:t>–</w:t>
+      </w:r>
+      <w:r>
+        <w:rPr>
+          <w:rFonts w:hint="eastAsia"/>
+          <w:szCs w:val="22"/>
+        </w:rPr>
+        <w:t xml:space="preserve"> SDK </w:t>
+      </w:r>
+      <w:proofErr w:type="spellStart"/>
+      <w:r>
+        <w:rPr>
+          <w:rFonts w:hint="eastAsia"/>
+          <w:szCs w:val="22"/>
+        </w:rPr>
+        <w:t>임포트</w:t>
+      </w:r>
+      <w:proofErr w:type="spellEnd"/>
+    </w:p>
+    <w:p>
+      <w:pPr>
+        <w:rPr>
+          <w:szCs w:val="22"/>
+        </w:rPr>
+      </w:pPr>
+      <w:r>
+        <w:rPr>
+          <w:szCs w:val="22"/>
+        </w:rPr>
+        <w:tab/>
+      </w:r>
+      <w:r>
+        <w:rPr>
+          <w:szCs w:val="22"/>
+        </w:rPr>
+        <w:t>Assets &gt; Import Package &gt; Custom Package</w:t>
+      </w:r>
+      <w:r>
+        <w:rPr>
+          <w:rFonts w:hint="eastAsia"/>
+          <w:szCs w:val="22"/>
+        </w:rPr>
+        <w:t xml:space="preserve">로 </w:t>
+      </w:r>
+      <w:proofErr w:type="spellStart"/>
+      <w:r>
+        <w:rPr>
+          <w:rFonts w:hint="eastAsia"/>
+          <w:szCs w:val="22"/>
+        </w:rPr>
+        <w:t>임포트</w:t>
+      </w:r>
+      <w:proofErr w:type="spellEnd"/>
+    </w:p>
+    <w:p>
+      <w:pPr>
+        <w:rPr>
+          <w:szCs w:val="22"/>
+        </w:rPr>
+      </w:pPr>
+      <w:r>
+        <w:rPr>
+          <w:rFonts w:hint="eastAsia"/>
+          <w:szCs w:val="22"/>
+        </w:rPr>
+        <w:t xml:space="preserve">7 </w:t>
+      </w:r>
+      <w:r>
+        <w:rPr>
+          <w:szCs w:val="22"/>
+        </w:rPr>
+        <w:t>–</w:t>
+      </w:r>
+      <w:r>
+        <w:rPr>
+          <w:rFonts w:hint="eastAsia"/>
+          <w:szCs w:val="22"/>
+        </w:rPr>
+        <w:t xml:space="preserve"> App ID 생성</w:t>
+      </w:r>
+    </w:p>
+    <w:p>
+      <w:pPr>
+        <w:rPr>
+          <w:rFonts w:hint="eastAsia"/>
+          <w:szCs w:val="22"/>
+        </w:rPr>
+      </w:pPr>
+      <w:r>
+        <w:rPr>
+          <w:szCs w:val="22"/>
+        </w:rPr>
+        <w:tab/>
+      </w:r>
+      <w:hyperlink r:id="rId8" w:history="1">
+        <w:r>
+          <w:rPr>
+            <w:rStyle w:val="aa"/>
+            <w:szCs w:val="22"/>
+          </w:rPr>
+          <w:t>https://dashboard.photonengine.com/ko-kr/app/create</w:t>
+        </w:r>
+      </w:hyperlink>
+      <w:r>
+        <w:rPr>
+          <w:rFonts w:hint="eastAsia"/>
+          <w:szCs w:val="22"/>
+        </w:rPr>
+        <w:t xml:space="preserve"> 에서 </w:t>
+      </w:r>
+    </w:p>
+    <w:p>
+      <w:pPr>
+        <w:rPr>
+          <w:szCs w:val="22"/>
+        </w:rPr>
+      </w:pPr>
+      <w:r>
+        <w:rPr>
+          <w:szCs w:val="22"/>
+        </w:rPr>
+        <w:tab/>
+      </w:r>
+      <w:r>
+        <w:rPr>
+          <w:rFonts w:hint="eastAsia"/>
+          <w:szCs w:val="22"/>
+        </w:rPr>
+        <w:t xml:space="preserve">애플리케이션 유형 선택 </w:t>
+      </w:r>
+      <w:r>
+        <w:rPr>
+          <w:szCs w:val="22"/>
+        </w:rPr>
+        <w:t>–</w:t>
+      </w:r>
+      <w:r>
+        <w:rPr>
+          <w:rFonts w:hint="eastAsia"/>
+          <w:szCs w:val="22"/>
+        </w:rPr>
+        <w:t xml:space="preserve"> 멀티플레이어 게임</w:t>
+      </w:r>
+    </w:p>
+    <w:p>
+      <w:pPr>
+        <w:rPr>
+          <w:szCs w:val="22"/>
+        </w:rPr>
+      </w:pPr>
+      <w:r>
+        <w:rPr>
+          <w:szCs w:val="22"/>
+        </w:rPr>
+        <w:lastRenderedPageBreak/>
+        <w:tab/>
+      </w:r>
+      <w:r>
+        <w:rPr>
+          <w:rFonts w:hint="eastAsia"/>
+          <w:szCs w:val="22"/>
+        </w:rPr>
+        <w:t xml:space="preserve">Photon </w:t>
+      </w:r>
+      <w:r>
+        <w:rPr>
+          <w:szCs w:val="22"/>
+        </w:rPr>
+        <w:t>종류</w:t>
+      </w:r>
+      <w:r>
+        <w:rPr>
+          <w:rFonts w:hint="eastAsia"/>
+          <w:szCs w:val="22"/>
+        </w:rPr>
+        <w:t xml:space="preserve"> </w:t>
+      </w:r>
+      <w:r>
+        <w:rPr>
+          <w:szCs w:val="22"/>
+        </w:rPr>
+        <w:t>–</w:t>
+      </w:r>
+      <w:r>
+        <w:rPr>
+          <w:rFonts w:hint="eastAsia"/>
+          <w:szCs w:val="22"/>
+        </w:rPr>
+        <w:t xml:space="preserve"> Fusion</w:t>
+      </w:r>
+    </w:p>
+    <w:p>
+      <w:pPr>
+        <w:rPr>
+          <w:szCs w:val="22"/>
+        </w:rPr>
+      </w:pPr>
+      <w:r>
+        <w:rPr>
+          <w:szCs w:val="22"/>
+        </w:rPr>
+        <w:tab/>
+      </w:r>
+      <w:r>
+        <w:rPr>
+          <w:rFonts w:hint="eastAsia"/>
+          <w:szCs w:val="22"/>
+        </w:rPr>
+        <w:t xml:space="preserve">Select SDK Version </w:t>
+      </w:r>
+      <w:r>
+        <w:rPr>
+          <w:szCs w:val="22"/>
+        </w:rPr>
+        <w:t>–</w:t>
+      </w:r>
+      <w:r>
+        <w:rPr>
+          <w:rFonts w:hint="eastAsia"/>
+          <w:szCs w:val="22"/>
+        </w:rPr>
+        <w:t xml:space="preserve"> Fusion 2로 설정 후 </w:t>
+      </w:r>
+      <w:r>
+        <w:rPr>
+          <w:szCs w:val="22"/>
+        </w:rPr>
+        <w:t>“</w:t>
+      </w:r>
+      <w:r>
+        <w:rPr>
+          <w:rFonts w:hint="eastAsia"/>
+          <w:szCs w:val="22"/>
+        </w:rPr>
+        <w:t>작성하기</w:t>
+      </w:r>
+      <w:r>
+        <w:rPr>
+          <w:szCs w:val="22"/>
+        </w:rPr>
+        <w:t>”</w:t>
+      </w:r>
+      <w:r>
+        <w:rPr>
+          <w:rFonts w:hint="eastAsia"/>
+          <w:szCs w:val="22"/>
+        </w:rPr>
+        <w:t xml:space="preserve"> 클릭</w:t>
+      </w:r>
+    </w:p>
+    <w:p>
+      <w:pPr>
+        <w:rPr>
+          <w:szCs w:val="22"/>
+        </w:rPr>
+      </w:pPr>
+      <w:r>
+        <w:rPr>
+          <w:szCs w:val="22"/>
+        </w:rPr>
+        <w:tab/>
+      </w:r>
+      <w:r>
+        <w:rPr>
+          <w:rFonts w:hint="eastAsia"/>
+          <w:szCs w:val="22"/>
+        </w:rPr>
+        <w:t xml:space="preserve">사용 중인 Photon Cloud 어플리케이션에서 애플리케이션의 </w:t>
+      </w:r>
+      <w:r>
+        <w:rPr>
+          <w:rFonts w:hint="eastAsia"/>
+          <w:szCs w:val="22"/>
+        </w:rPr>
+        <w:t>App ID</w:t>
+      </w:r>
+      <w:r>
+        <w:rPr>
+          <w:rFonts w:hint="eastAsia"/>
+          <w:szCs w:val="22"/>
+        </w:rPr>
+        <w:t xml:space="preserve"> 복사</w:t>
+      </w:r>
+    </w:p>
+    <w:p>
+      <w:pPr>
+        <w:rPr>
+          <w:szCs w:val="22"/>
+        </w:rPr>
+      </w:pPr>
+      <w:r>
+        <w:rPr>
+          <w:rFonts w:hint="eastAsia"/>
+          <w:szCs w:val="22"/>
+        </w:rPr>
+        <w:t xml:space="preserve">8 </w:t>
+      </w:r>
+      <w:r>
+        <w:rPr>
+          <w:szCs w:val="22"/>
+        </w:rPr>
+        <w:t>–</w:t>
+      </w:r>
+      <w:r>
+        <w:rPr>
+          <w:rFonts w:hint="eastAsia"/>
+          <w:szCs w:val="22"/>
+        </w:rPr>
+        <w:t xml:space="preserve"> </w:t>
+      </w:r>
+      <w:r>
+        <w:rPr>
+          <w:rFonts w:hint="eastAsia"/>
+          <w:szCs w:val="22"/>
+        </w:rPr>
+        <w:t>App</w:t>
+      </w:r>
+      <w:r>
+        <w:rPr>
+          <w:rFonts w:hint="eastAsia"/>
+          <w:szCs w:val="22"/>
+        </w:rPr>
+        <w:t xml:space="preserve"> </w:t>
+      </w:r>
+      <w:r>
+        <w:rPr>
+          <w:rFonts w:hint="eastAsia"/>
+          <w:szCs w:val="22"/>
+        </w:rPr>
+        <w:t>ID</w:t>
+      </w:r>
+      <w:r>
+        <w:rPr>
+          <w:rFonts w:hint="eastAsia"/>
+          <w:szCs w:val="22"/>
+        </w:rPr>
+        <w:t xml:space="preserve"> 추가</w:t>
+      </w:r>
+    </w:p>
+    <w:p>
+      <w:pPr>
+        <w:rPr>
+          <w:rFonts w:hint="eastAsia"/>
+          <w:szCs w:val="22"/>
+        </w:rPr>
+      </w:pPr>
+      <w:r>
+        <w:rPr>
+          <w:szCs w:val="22"/>
+        </w:rPr>
+        <w:tab/>
+      </w:r>
+      <w:r>
+        <w:rPr>
+          <w:szCs w:val="22"/>
+        </w:rPr>
+        <w:t>Window &gt;</w:t>
+      </w:r>
+      <w:r>
+        <w:rPr>
+          <w:rFonts w:hint="eastAsia"/>
+          <w:szCs w:val="22"/>
+        </w:rPr>
+        <w:t xml:space="preserve"> Fusion &gt; Fusion Hub에서 App ID 붙여넣기</w:t>
+      </w:r>
+    </w:p>
+    <w:p>
+      <w:pPr>
+        <w:rPr>
+          <w:rFonts w:hint="eastAsia"/>
+          <w:szCs w:val="22"/>
+        </w:rPr>
+      </w:pPr>
+    </w:p>
+    <w:p>
+      <w:pPr>
+        <w:rPr>
           <w:b/>
           <w:bCs/>
           <w:szCs w:val="22"/>
@@ -1324,7 +2329,6 @@
     <w:next w:val="a"/>
     <w:link w:val="3Char"/>
     <w:uiPriority w:val="9"/>
-    <w:semiHidden/>
     <w:unhideWhenUsed/>
     <w:qFormat/>
     <w:rsid w:val="00164C64"/>
@@ -1529,7 +2533,6 @@
     <w:basedOn w:val="a0"/>
     <w:link w:val="3"/>
     <w:uiPriority w:val="9"/>
-    <w:semiHidden/>
     <w:rsid w:val="00164C64"/>
     <w:rPr>
       <w:rFonts w:asciiTheme="majorHAnsi" w:eastAsiaTheme="majorEastAsia" w:hAnsiTheme="majorHAnsi" w:cstheme="majorBidi"/>
@@ -1780,6 +2783,29 @@
       <w:smallCaps/>
       <w:color w:val="0F4761" w:themeColor="accent1" w:themeShade="BF"/>
       <w:spacing w:val="5"/>
+    </w:rPr>
+  </w:style>
+  <w:style w:type="character" w:styleId="aa">
+    <w:name w:val="Hyperlink"/>
+    <w:basedOn w:val="a0"/>
+    <w:uiPriority w:val="99"/>
+    <w:unhideWhenUsed/>
+    <w:rsid w:val="009D2DE7"/>
+    <w:rPr>
+      <w:color w:val="467886" w:themeColor="hyperlink"/>
+      <w:u w:val="single"/>
+    </w:rPr>
+  </w:style>
+  <w:style w:type="character" w:styleId="ab">
+    <w:name w:val="Unresolved Mention"/>
+    <w:basedOn w:val="a0"/>
+    <w:uiPriority w:val="99"/>
+    <w:semiHidden/>
+    <w:unhideWhenUsed/>
+    <w:rsid w:val="009D2DE7"/>
+    <w:rPr>
+      <w:color w:val="605E5C"/>
+      <w:shd w:val="clear" w:color="auto" w:fill="E1DFDD"/>
     </w:rPr>
   </w:style>
 </w:styles>
